--- a/tests/Lokad.OoxPdf.Tests/Cases/CompositionProbes/complete-note-cell.docx
+++ b/tests/Lokad.OoxPdf.Tests/Cases/CompositionProbes/complete-note-cell.docx
@@ -223,7 +223,7 @@
       </ns0:r>
     </ns0:p>
     <ns0:sectPr>
-      <ns0:pgSz ns0:w="8640" ns0:h="7440"/>
+      <ns0:pgSz ns0:w="12240" ns0:h="7440"/>
       <ns0:pgMar ns0:top="720" ns0:bottom="720" ns0:left="720" ns0:right="720"/>
       <ns0:footnotePr>
         <ns0:numRestart ns0:val="continuous"/>
